--- a/apert-vision-completo/documentacion/07_manual_usuario.docx
+++ b/apert-vision-completo/documentacion/07_manual_usuario.docx
@@ -298,12 +298,12 @@
       <w:tblPr>
         <w:tblW w:type="pct" w:w="100%"/>
         <w:tblBorders>
-          <w:top w:val="single" w:color="auto" w:sz="4"/>
-          <w:left w:val="single" w:color="auto" w:sz="4"/>
-          <w:bottom w:val="single" w:color="auto" w:sz="4"/>
-          <w:right w:val="single" w:color="auto" w:sz="4"/>
-          <w:insideH w:val="single" w:color="auto" w:sz="4"/>
-          <w:insideV w:val="single" w:color="auto" w:sz="4"/>
+          <w:top w:val="single" w:color="BFBFBF" w:sz="4"/>
+          <w:left w:val="single" w:color="BFBFBF" w:sz="4"/>
+          <w:bottom w:val="single" w:color="BFBFBF" w:sz="4"/>
+          <w:right w:val="single" w:color="BFBFBF" w:sz="4"/>
+          <w:insideH w:val="single" w:color="BFBFBF" w:sz="4"/>
+          <w:insideV w:val="single" w:color="BFBFBF" w:sz="4"/>
         </w:tblBorders>
       </w:tblPr>
       <w:tblGrid>
@@ -312,12 +312,23 @@
         <w:gridCol w:w="100"/>
       </w:tblGrid>
       <w:tr>
+        <w:trPr>
+          <w:cantSplit/>
+        </w:trPr>
         <w:tc>
           <w:tcPr>
-            <w:shd w:fill="00A050" w:val="clear"/>
+            <w:shd w:fill="00A050" w:color="auto" w:val="clear"/>
+            <w:tcMar>
+              <w:top w:type="dxa" w:w="120"/>
+              <w:left w:type="dxa" w:w="140"/>
+              <w:bottom w:type="dxa" w:w="120"/>
+              <w:right w:type="dxa" w:w="140"/>
+            </w:tcMar>
+            <w:vAlign w:val="center"/>
           </w:tcPr>
           <w:p>
             <w:pPr>
+              <w:spacing w:after="40" w:before="40"/>
               <w:jc w:val="left"/>
             </w:pPr>
             <w:r>
@@ -334,10 +345,18 @@
         </w:tc>
         <w:tc>
           <w:tcPr>
-            <w:shd w:fill="00A050" w:val="clear"/>
+            <w:shd w:fill="00A050" w:color="auto" w:val="clear"/>
+            <w:tcMar>
+              <w:top w:type="dxa" w:w="120"/>
+              <w:left w:type="dxa" w:w="140"/>
+              <w:bottom w:type="dxa" w:w="120"/>
+              <w:right w:type="dxa" w:w="140"/>
+            </w:tcMar>
+            <w:vAlign w:val="center"/>
           </w:tcPr>
           <w:p>
             <w:pPr>
+              <w:spacing w:after="40" w:before="40"/>
               <w:jc w:val="left"/>
             </w:pPr>
             <w:r>
@@ -354,10 +373,18 @@
         </w:tc>
         <w:tc>
           <w:tcPr>
-            <w:shd w:fill="00A050" w:val="clear"/>
+            <w:shd w:fill="00A050" w:color="auto" w:val="clear"/>
+            <w:tcMar>
+              <w:top w:type="dxa" w:w="120"/>
+              <w:left w:type="dxa" w:w="140"/>
+              <w:bottom w:type="dxa" w:w="120"/>
+              <w:right w:type="dxa" w:w="140"/>
+            </w:tcMar>
+            <w:vAlign w:val="center"/>
           </w:tcPr>
           <w:p>
             <w:pPr>
+              <w:spacing w:after="40" w:before="40"/>
               <w:jc w:val="left"/>
             </w:pPr>
             <w:r>
@@ -374,9 +401,22 @@
         </w:tc>
       </w:tr>
       <w:tr>
+        <w:trPr>
+          <w:cantSplit/>
+        </w:trPr>
         <w:tc>
+          <w:tcPr>
+            <w:tcMar>
+              <w:top w:type="dxa" w:w="120"/>
+              <w:left w:type="dxa" w:w="140"/>
+              <w:bottom w:type="dxa" w:w="120"/>
+              <w:right w:type="dxa" w:w="140"/>
+            </w:tcMar>
+            <w:vAlign w:val="center"/>
+          </w:tcPr>
           <w:p>
             <w:pPr>
+              <w:spacing w:after="40" w:before="40"/>
               <w:jc w:val="left"/>
             </w:pPr>
             <w:r>
@@ -389,8 +429,18 @@
           </w:p>
         </w:tc>
         <w:tc>
+          <w:tcPr>
+            <w:tcMar>
+              <w:top w:type="dxa" w:w="120"/>
+              <w:left w:type="dxa" w:w="140"/>
+              <w:bottom w:type="dxa" w:w="120"/>
+              <w:right w:type="dxa" w:w="140"/>
+            </w:tcMar>
+            <w:vAlign w:val="center"/>
+          </w:tcPr>
           <w:p>
             <w:pPr>
+              <w:spacing w:after="40" w:before="40"/>
               <w:jc w:val="left"/>
             </w:pPr>
             <w:r>
@@ -403,8 +453,18 @@
           </w:p>
         </w:tc>
         <w:tc>
+          <w:tcPr>
+            <w:tcMar>
+              <w:top w:type="dxa" w:w="120"/>
+              <w:left w:type="dxa" w:w="140"/>
+              <w:bottom w:type="dxa" w:w="120"/>
+              <w:right w:type="dxa" w:w="140"/>
+            </w:tcMar>
+            <w:vAlign w:val="center"/>
+          </w:tcPr>
           <w:p>
             <w:pPr>
+              <w:spacing w:after="40" w:before="40"/>
               <w:jc w:val="left"/>
             </w:pPr>
             <w:r>
@@ -418,9 +478,22 @@
         </w:tc>
       </w:tr>
       <w:tr>
+        <w:trPr>
+          <w:cantSplit/>
+        </w:trPr>
         <w:tc>
+          <w:tcPr>
+            <w:tcMar>
+              <w:top w:type="dxa" w:w="120"/>
+              <w:left w:type="dxa" w:w="140"/>
+              <w:bottom w:type="dxa" w:w="120"/>
+              <w:right w:type="dxa" w:w="140"/>
+            </w:tcMar>
+            <w:vAlign w:val="center"/>
+          </w:tcPr>
           <w:p>
             <w:pPr>
+              <w:spacing w:after="40" w:before="40"/>
               <w:jc w:val="left"/>
             </w:pPr>
             <w:r>
@@ -433,8 +506,18 @@
           </w:p>
         </w:tc>
         <w:tc>
+          <w:tcPr>
+            <w:tcMar>
+              <w:top w:type="dxa" w:w="120"/>
+              <w:left w:type="dxa" w:w="140"/>
+              <w:bottom w:type="dxa" w:w="120"/>
+              <w:right w:type="dxa" w:w="140"/>
+            </w:tcMar>
+            <w:vAlign w:val="center"/>
+          </w:tcPr>
           <w:p>
             <w:pPr>
+              <w:spacing w:after="40" w:before="40"/>
               <w:jc w:val="left"/>
             </w:pPr>
             <w:r>
@@ -447,8 +530,18 @@
           </w:p>
         </w:tc>
         <w:tc>
+          <w:tcPr>
+            <w:tcMar>
+              <w:top w:type="dxa" w:w="120"/>
+              <w:left w:type="dxa" w:w="140"/>
+              <w:bottom w:type="dxa" w:w="120"/>
+              <w:right w:type="dxa" w:w="140"/>
+            </w:tcMar>
+            <w:vAlign w:val="center"/>
+          </w:tcPr>
           <w:p>
             <w:pPr>
+              <w:spacing w:after="40" w:before="40"/>
               <w:jc w:val="left"/>
             </w:pPr>
             <w:r>
@@ -462,9 +555,22 @@
         </w:tc>
       </w:tr>
       <w:tr>
+        <w:trPr>
+          <w:cantSplit/>
+        </w:trPr>
         <w:tc>
+          <w:tcPr>
+            <w:tcMar>
+              <w:top w:type="dxa" w:w="120"/>
+              <w:left w:type="dxa" w:w="140"/>
+              <w:bottom w:type="dxa" w:w="120"/>
+              <w:right w:type="dxa" w:w="140"/>
+            </w:tcMar>
+            <w:vAlign w:val="center"/>
+          </w:tcPr>
           <w:p>
             <w:pPr>
+              <w:spacing w:after="40" w:before="40"/>
               <w:jc w:val="left"/>
             </w:pPr>
             <w:r>
@@ -477,8 +583,18 @@
           </w:p>
         </w:tc>
         <w:tc>
+          <w:tcPr>
+            <w:tcMar>
+              <w:top w:type="dxa" w:w="120"/>
+              <w:left w:type="dxa" w:w="140"/>
+              <w:bottom w:type="dxa" w:w="120"/>
+              <w:right w:type="dxa" w:w="140"/>
+            </w:tcMar>
+            <w:vAlign w:val="center"/>
+          </w:tcPr>
           <w:p>
             <w:pPr>
+              <w:spacing w:after="40" w:before="40"/>
               <w:jc w:val="left"/>
             </w:pPr>
             <w:r>
@@ -491,8 +607,18 @@
           </w:p>
         </w:tc>
         <w:tc>
+          <w:tcPr>
+            <w:tcMar>
+              <w:top w:type="dxa" w:w="120"/>
+              <w:left w:type="dxa" w:w="140"/>
+              <w:bottom w:type="dxa" w:w="120"/>
+              <w:right w:type="dxa" w:w="140"/>
+            </w:tcMar>
+            <w:vAlign w:val="center"/>
+          </w:tcPr>
           <w:p>
             <w:pPr>
+              <w:spacing w:after="40" w:before="40"/>
               <w:jc w:val="left"/>
             </w:pPr>
             <w:r>
@@ -1294,7 +1420,7 @@
     </w:p>
     <w:sectPr>
       <w:pgSz w:w="11906" w:h="16838" w:orient="portrait"/>
-      <w:pgMar w:top="1440" w:right="1440" w:bottom="1440" w:left="1440" w:header="708" w:footer="708" w:gutter="0"/>
+      <w:pgMar w:top="1080" w:right="1080" w:bottom="1080" w:left="1080" w:header="708" w:footer="708" w:gutter="0"/>
       <w:pgNumType/>
       <w:docGrid w:linePitch="360"/>
     </w:sectPr>
